--- a/resources/templates/MOA_MASTER_TEMPLATE.docx
+++ b/resources/templates/MOA_MASTER_TEMPLATE.docx
@@ -1088,7 +1088,26 @@
           <w:spacing w:val="-2"/>
           <w:lang w:val="en-US"/>
         </w:rPr>
-        <w:t xml:space="preserve"> {{DAY}} </w:t>
+        <w:t xml:space="preserve"> {{DAY</w:t>
+      </w:r>
+      <w:r>
+        <w:rPr>
+          <w:rFonts w:hint="default"/>
+          <w:b/>
+          <w:bCs/>
+          <w:spacing w:val="-2"/>
+          <w:lang w:val="en-US"/>
+        </w:rPr>
+        <w:t>_S</w:t>
+      </w:r>
+      <w:r>
+        <w:rPr>
+          <w:b/>
+          <w:bCs/>
+          <w:spacing w:val="-2"/>
+          <w:lang w:val="en-US"/>
+        </w:rPr>
+        <w:t xml:space="preserve">}} </w:t>
       </w:r>
       <w:r>
         <w:rPr>
@@ -1151,7 +1170,26 @@
           <w:spacing w:val="-4"/>
           <w:lang w:val="en-US"/>
         </w:rPr>
-        <w:t xml:space="preserve"> {{MONTH}}</w:t>
+        <w:t xml:space="preserve"> {{MONTH</w:t>
+      </w:r>
+      <w:r>
+        <w:rPr>
+          <w:rFonts w:hint="default"/>
+          <w:b/>
+          <w:bCs/>
+          <w:spacing w:val="-2"/>
+          <w:lang w:val="en-US"/>
+        </w:rPr>
+        <w:t>_S</w:t>
+      </w:r>
+      <w:r>
+        <w:rPr>
+          <w:b/>
+          <w:bCs/>
+          <w:spacing w:val="-4"/>
+          <w:lang w:val="en-US"/>
+        </w:rPr>
+        <w:t>}}</w:t>
       </w:r>
       <w:r>
         <w:rPr>
@@ -1175,7 +1213,26 @@
           <w:spacing w:val="-3"/>
           <w:lang w:val="en-US"/>
         </w:rPr>
-        <w:t xml:space="preserve">{{YEAR}} </w:t>
+        <w:t>{{YEAR</w:t>
+      </w:r>
+      <w:r>
+        <w:rPr>
+          <w:rFonts w:hint="default"/>
+          <w:b/>
+          <w:bCs/>
+          <w:spacing w:val="-2"/>
+          <w:lang w:val="en-US"/>
+        </w:rPr>
+        <w:t>_S</w:t>
+      </w:r>
+      <w:r>
+        <w:rPr>
+          <w:b/>
+          <w:bCs/>
+          <w:spacing w:val="-3"/>
+          <w:lang w:val="en-US"/>
+        </w:rPr>
+        <w:t xml:space="preserve">}} </w:t>
       </w:r>
       <w:r>
         <w:t>at</w:t>
@@ -4705,17 +4762,20 @@
           <w:bCs/>
           <w:spacing w:val="1"/>
         </w:rPr>
-        <w:t xml:space="preserve">   </w:t>
+        <w:t xml:space="preserve">  </w:t>
       </w:r>
     </w:p>
     <w:p>
       <w:pPr>
         <w:pStyle w:val="2"/>
+        <w:numPr>
+          <w:numId w:val="0"/>
+        </w:numPr>
         <w:kinsoku w:val="0"/>
         <w:overflowPunct w:val="0"/>
         <w:spacing w:before="70" w:after="0"/>
-        <w:ind w:left="0" w:right="91" w:firstLine="0"/>
-        <w:jc w:val="center"/>
+        <w:ind w:leftChars="0" w:right="91" w:rightChars="0"/>
+        <w:jc w:val="both"/>
         <w:rPr>
           <w:b w:val="0"/>
           <w:bCs w:val="0"/>
@@ -4723,374 +4783,6 @@
       </w:pPr>
       <w:bookmarkStart w:id="1" w:name="WITNESSETH_THAT%3A"/>
       <w:bookmarkEnd w:id="1"/>
-    </w:p>
-    <w:p>
-      <w:pPr>
-        <w:pStyle w:val="2"/>
-        <w:kinsoku w:val="0"/>
-        <w:overflowPunct w:val="0"/>
-        <w:spacing w:before="70" w:after="0"/>
-        <w:ind w:left="0" w:right="91" w:firstLine="0"/>
-        <w:jc w:val="center"/>
-        <w:rPr>
-          <w:b w:val="0"/>
-          <w:bCs w:val="0"/>
-        </w:rPr>
-      </w:pPr>
-      <w:r>
-        <w:br w:type="textWrapping"/>
-      </w:r>
-      <w:r>
-        <w:br w:type="textWrapping"/>
-      </w:r>
-      <w:r>
-        <w:br w:type="textWrapping"/>
-      </w:r>
-      <w:r>
-        <w:br w:type="textWrapping"/>
-      </w:r>
-      <w:r>
-        <w:br w:type="textWrapping"/>
-      </w:r>
-      <w:r>
-        <w:br w:type="textWrapping"/>
-      </w:r>
-    </w:p>
-    <w:p>
-      <w:pPr>
-        <w:pStyle w:val="2"/>
-        <w:kinsoku w:val="0"/>
-        <w:overflowPunct w:val="0"/>
-        <w:spacing w:before="70" w:after="0"/>
-        <w:ind w:left="0" w:right="91" w:firstLine="0"/>
-        <w:jc w:val="center"/>
-        <w:rPr>
-          <w:b w:val="0"/>
-          <w:bCs w:val="0"/>
-        </w:rPr>
-      </w:pPr>
-    </w:p>
-    <w:p>
-      <w:pPr>
-        <w:pStyle w:val="2"/>
-        <w:kinsoku w:val="0"/>
-        <w:overflowPunct w:val="0"/>
-        <w:spacing w:before="70" w:after="0"/>
-        <w:ind w:left="0" w:right="91" w:firstLine="0"/>
-        <w:jc w:val="center"/>
-        <w:rPr>
-          <w:b w:val="0"/>
-          <w:bCs w:val="0"/>
-        </w:rPr>
-      </w:pPr>
-    </w:p>
-    <w:p>
-      <w:pPr>
-        <w:pStyle w:val="2"/>
-        <w:kinsoku w:val="0"/>
-        <w:overflowPunct w:val="0"/>
-        <w:spacing w:before="70" w:after="0"/>
-        <w:ind w:left="0" w:right="91" w:firstLine="0"/>
-        <w:jc w:val="center"/>
-        <w:rPr>
-          <w:b w:val="0"/>
-          <w:bCs w:val="0"/>
-        </w:rPr>
-      </w:pPr>
-    </w:p>
-    <w:p>
-      <w:pPr>
-        <w:pStyle w:val="2"/>
-        <w:kinsoku w:val="0"/>
-        <w:overflowPunct w:val="0"/>
-        <w:spacing w:before="70" w:after="0"/>
-        <w:ind w:left="0" w:right="91" w:firstLine="0"/>
-        <w:jc w:val="center"/>
-        <w:rPr>
-          <w:b w:val="0"/>
-          <w:bCs w:val="0"/>
-        </w:rPr>
-      </w:pPr>
-    </w:p>
-    <w:p>
-      <w:pPr>
-        <w:pStyle w:val="2"/>
-        <w:kinsoku w:val="0"/>
-        <w:overflowPunct w:val="0"/>
-        <w:spacing w:before="70" w:after="0"/>
-        <w:ind w:left="0" w:right="91" w:firstLine="0"/>
-        <w:jc w:val="center"/>
-        <w:rPr>
-          <w:b w:val="0"/>
-          <w:bCs w:val="0"/>
-        </w:rPr>
-      </w:pPr>
-    </w:p>
-    <w:p>
-      <w:pPr>
-        <w:pStyle w:val="2"/>
-        <w:kinsoku w:val="0"/>
-        <w:overflowPunct w:val="0"/>
-        <w:spacing w:before="70" w:after="0"/>
-        <w:ind w:left="0" w:right="91" w:firstLine="0"/>
-        <w:jc w:val="center"/>
-        <w:rPr>
-          <w:b w:val="0"/>
-          <w:bCs w:val="0"/>
-        </w:rPr>
-      </w:pPr>
-    </w:p>
-    <w:p>
-      <w:pPr>
-        <w:pStyle w:val="2"/>
-        <w:kinsoku w:val="0"/>
-        <w:overflowPunct w:val="0"/>
-        <w:spacing w:before="70" w:after="0"/>
-        <w:ind w:left="0" w:right="91" w:firstLine="0"/>
-        <w:jc w:val="center"/>
-        <w:rPr>
-          <w:b w:val="0"/>
-          <w:bCs w:val="0"/>
-        </w:rPr>
-      </w:pPr>
-    </w:p>
-    <w:p>
-      <w:pPr>
-        <w:pStyle w:val="2"/>
-        <w:kinsoku w:val="0"/>
-        <w:overflowPunct w:val="0"/>
-        <w:spacing w:before="70" w:after="0"/>
-        <w:ind w:left="0" w:right="91" w:firstLine="0"/>
-        <w:jc w:val="center"/>
-        <w:rPr>
-          <w:b w:val="0"/>
-          <w:bCs w:val="0"/>
-        </w:rPr>
-      </w:pPr>
-    </w:p>
-    <w:p>
-      <w:pPr>
-        <w:pStyle w:val="2"/>
-        <w:kinsoku w:val="0"/>
-        <w:overflowPunct w:val="0"/>
-        <w:spacing w:before="70" w:after="0"/>
-        <w:ind w:left="0" w:right="91" w:firstLine="0"/>
-        <w:jc w:val="center"/>
-        <w:rPr>
-          <w:b w:val="0"/>
-          <w:bCs w:val="0"/>
-        </w:rPr>
-      </w:pPr>
-    </w:p>
-    <w:p>
-      <w:pPr>
-        <w:pStyle w:val="2"/>
-        <w:kinsoku w:val="0"/>
-        <w:overflowPunct w:val="0"/>
-        <w:spacing w:before="70" w:after="0"/>
-        <w:ind w:left="0" w:right="91" w:firstLine="0"/>
-        <w:jc w:val="center"/>
-        <w:rPr>
-          <w:b w:val="0"/>
-          <w:bCs w:val="0"/>
-        </w:rPr>
-      </w:pPr>
-    </w:p>
-    <w:p>
-      <w:pPr>
-        <w:pStyle w:val="2"/>
-        <w:kinsoku w:val="0"/>
-        <w:overflowPunct w:val="0"/>
-        <w:spacing w:before="70" w:after="0"/>
-        <w:ind w:left="0" w:right="91" w:firstLine="0"/>
-        <w:jc w:val="center"/>
-        <w:rPr>
-          <w:b w:val="0"/>
-          <w:bCs w:val="0"/>
-        </w:rPr>
-      </w:pPr>
-    </w:p>
-    <w:p>
-      <w:pPr>
-        <w:pStyle w:val="2"/>
-        <w:kinsoku w:val="0"/>
-        <w:overflowPunct w:val="0"/>
-        <w:spacing w:before="70" w:after="0"/>
-        <w:ind w:left="0" w:right="91" w:firstLine="0"/>
-        <w:jc w:val="center"/>
-        <w:rPr>
-          <w:b w:val="0"/>
-          <w:bCs w:val="0"/>
-        </w:rPr>
-      </w:pPr>
-    </w:p>
-    <w:p>
-      <w:pPr>
-        <w:pStyle w:val="2"/>
-        <w:kinsoku w:val="0"/>
-        <w:overflowPunct w:val="0"/>
-        <w:spacing w:before="70" w:after="0"/>
-        <w:ind w:left="0" w:right="91" w:firstLine="0"/>
-        <w:jc w:val="center"/>
-        <w:rPr>
-          <w:b w:val="0"/>
-          <w:bCs w:val="0"/>
-        </w:rPr>
-      </w:pPr>
-    </w:p>
-    <w:p>
-      <w:pPr>
-        <w:pStyle w:val="2"/>
-        <w:kinsoku w:val="0"/>
-        <w:overflowPunct w:val="0"/>
-        <w:spacing w:before="70" w:after="0"/>
-        <w:ind w:left="0" w:right="91" w:firstLine="0"/>
-        <w:jc w:val="center"/>
-        <w:rPr>
-          <w:b w:val="0"/>
-          <w:bCs w:val="0"/>
-        </w:rPr>
-      </w:pPr>
-    </w:p>
-    <w:p>
-      <w:pPr>
-        <w:pStyle w:val="2"/>
-        <w:kinsoku w:val="0"/>
-        <w:overflowPunct w:val="0"/>
-        <w:spacing w:before="70" w:after="0"/>
-        <w:ind w:left="0" w:right="91" w:firstLine="0"/>
-        <w:jc w:val="center"/>
-        <w:rPr>
-          <w:b w:val="0"/>
-          <w:bCs w:val="0"/>
-        </w:rPr>
-      </w:pPr>
-    </w:p>
-    <w:p>
-      <w:pPr>
-        <w:pStyle w:val="2"/>
-        <w:kinsoku w:val="0"/>
-        <w:overflowPunct w:val="0"/>
-        <w:spacing w:before="70" w:after="0"/>
-        <w:ind w:left="0" w:right="91" w:firstLine="0"/>
-        <w:jc w:val="center"/>
-        <w:rPr>
-          <w:b w:val="0"/>
-          <w:bCs w:val="0"/>
-        </w:rPr>
-      </w:pPr>
-    </w:p>
-    <w:p>
-      <w:pPr>
-        <w:pStyle w:val="2"/>
-        <w:kinsoku w:val="0"/>
-        <w:overflowPunct w:val="0"/>
-        <w:spacing w:before="70" w:after="0"/>
-        <w:ind w:left="0" w:right="91" w:firstLine="0"/>
-        <w:jc w:val="center"/>
-        <w:rPr>
-          <w:b w:val="0"/>
-          <w:bCs w:val="0"/>
-        </w:rPr>
-      </w:pPr>
-    </w:p>
-    <w:p>
-      <w:pPr>
-        <w:pStyle w:val="2"/>
-        <w:kinsoku w:val="0"/>
-        <w:overflowPunct w:val="0"/>
-        <w:spacing w:before="70" w:after="0"/>
-        <w:ind w:left="0" w:right="91" w:firstLine="0"/>
-        <w:jc w:val="center"/>
-        <w:rPr>
-          <w:b w:val="0"/>
-          <w:bCs w:val="0"/>
-        </w:rPr>
-      </w:pPr>
-    </w:p>
-    <w:p>
-      <w:pPr>
-        <w:pStyle w:val="2"/>
-        <w:kinsoku w:val="0"/>
-        <w:overflowPunct w:val="0"/>
-        <w:spacing w:before="70" w:after="0"/>
-        <w:ind w:left="0" w:right="91" w:firstLine="0"/>
-        <w:jc w:val="center"/>
-        <w:rPr>
-          <w:b w:val="0"/>
-          <w:bCs w:val="0"/>
-        </w:rPr>
-      </w:pPr>
-    </w:p>
-    <w:p>
-      <w:pPr>
-        <w:pStyle w:val="2"/>
-        <w:kinsoku w:val="0"/>
-        <w:overflowPunct w:val="0"/>
-        <w:spacing w:before="70" w:after="0"/>
-        <w:ind w:left="0" w:right="91" w:firstLine="0"/>
-        <w:jc w:val="center"/>
-        <w:rPr>
-          <w:b w:val="0"/>
-          <w:bCs w:val="0"/>
-        </w:rPr>
-      </w:pPr>
-    </w:p>
-    <w:p>
-      <w:pPr>
-        <w:pStyle w:val="2"/>
-        <w:kinsoku w:val="0"/>
-        <w:overflowPunct w:val="0"/>
-        <w:spacing w:before="70" w:after="0"/>
-        <w:ind w:left="0" w:right="91" w:firstLine="0"/>
-        <w:jc w:val="center"/>
-        <w:rPr>
-          <w:b w:val="0"/>
-          <w:bCs w:val="0"/>
-        </w:rPr>
-      </w:pPr>
-    </w:p>
-    <w:p>
-      <w:pPr>
-        <w:pStyle w:val="2"/>
-        <w:kinsoku w:val="0"/>
-        <w:overflowPunct w:val="0"/>
-        <w:spacing w:before="70" w:after="0"/>
-        <w:ind w:left="0" w:right="91" w:firstLine="0"/>
-        <w:jc w:val="center"/>
-        <w:rPr>
-          <w:b w:val="0"/>
-          <w:bCs w:val="0"/>
-        </w:rPr>
-      </w:pPr>
-    </w:p>
-    <w:p>
-      <w:pPr>
-        <w:pStyle w:val="2"/>
-        <w:kinsoku w:val="0"/>
-        <w:overflowPunct w:val="0"/>
-        <w:spacing w:before="70" w:after="0"/>
-        <w:ind w:left="0" w:right="91" w:firstLine="0"/>
-        <w:jc w:val="center"/>
-        <w:rPr>
-          <w:b w:val="0"/>
-          <w:bCs w:val="0"/>
-        </w:rPr>
-      </w:pPr>
-    </w:p>
-    <w:p>
-      <w:pPr>
-        <w:pStyle w:val="2"/>
-        <w:kinsoku w:val="0"/>
-        <w:overflowPunct w:val="0"/>
-        <w:spacing w:before="70" w:after="0"/>
-        <w:ind w:left="0" w:right="91" w:firstLine="0"/>
-        <w:jc w:val="center"/>
-        <w:rPr>
-          <w:b w:val="0"/>
-          <w:bCs w:val="0"/>
-        </w:rPr>
-      </w:pPr>
     </w:p>
     <w:p>
       <w:pPr>
@@ -39162,11 +38854,6 @@
         <w:rPr>
           <w:color w:val="FFFFFF" w:themeColor="background1"/>
           <w:highlight w:val="none"/>
-          <w14:textFill>
-            <w14:solidFill>
-              <w14:schemeClr w14:val="bg1"/>
-            </w14:solidFill>
-          </w14:textFill>
         </w:rPr>
         <w:t xml:space="preserve"> </w:t>
       </w:r>
@@ -39175,11 +38862,6 @@
           <w:color w:val="FFFFFF" w:themeColor="background1"/>
           <w:highlight w:val="none"/>
           <w:lang w:val="en-US"/>
-          <w14:textFill>
-            <w14:solidFill>
-              <w14:schemeClr w14:val="bg1"/>
-            </w14:solidFill>
-          </w14:textFill>
         </w:rPr>
         <w:t xml:space="preserve"> </w:t>
       </w:r>
@@ -43702,8 +43384,6 @@
               </w:rPr>
               <w:t>{{RECEIVING_COMPANY}}</w:t>
             </w:r>
-            <w:bookmarkStart w:id="12" w:name="_GoBack"/>
-            <w:bookmarkEnd w:id="12"/>
           </w:p>
           <w:p>
             <w:pPr>
@@ -55732,28 +55412,29 @@
     </w:p>
     <w:p>
       <w:pPr>
-        <w:kinsoku w:val="0"/>
-        <w:overflowPunct w:val="0"/>
-        <w:spacing w:line="200" w:lineRule="exact"/>
+        <w:keepNext w:val="0"/>
+        <w:keepLines w:val="0"/>
+        <w:widowControl/>
+        <w:suppressLineNumbers w:val="0"/>
+        <w:ind w:left="4254" w:leftChars="0" w:firstLine="709" w:firstLineChars="0"/>
+        <w:jc w:val="left"/>
         <w:rPr>
           <w:color w:val="000000"/>
           <w:sz w:val="20"/>
           <w:szCs w:val="20"/>
         </w:rPr>
       </w:pPr>
-    </w:p>
-    <w:p>
-      <w:pPr>
-        <w:kinsoku w:val="0"/>
-        <w:overflowPunct w:val="0"/>
-        <w:spacing w:line="200" w:lineRule="exact"/>
-        <w:ind w:left="5040" w:right="0" w:firstLine="720"/>
-        <w:rPr>
-          <w:color w:val="000000"/>
-          <w:sz w:val="20"/>
-          <w:szCs w:val="20"/>
-        </w:rPr>
-      </w:pPr>
+      <w:r>
+        <w:rPr>
+          <w:rFonts w:ascii="SimSun" w:hAnsi="SimSun" w:eastAsia="SimSun" w:cs="SimSun"/>
+          <w:color w:val="auto"/>
+          <w:kern w:val="0"/>
+          <w:sz w:val="16"/>
+          <w:szCs w:val="16"/>
+          <w:lang w:val="en-US" w:eastAsia="zh-CN" w:bidi="ar"/>
+        </w:rPr>
+        <w:t>✓</w:t>
+      </w:r>
       <w:r>
         <w:rPr>
           <w:rFonts w:ascii="Symbol;Kingsoft Sign" w:hAnsi="Symbol;Kingsoft Sign" w:eastAsia="Symbol;Kingsoft Sign" w:cs="Symbol;Kingsoft Sign"/>
@@ -56174,6 +55855,17 @@
       </w:pPr>
       <w:r>
         <w:rPr>
+          <w:rFonts w:ascii="SimSun" w:hAnsi="SimSun" w:eastAsia="SimSun" w:cs="SimSun"/>
+          <w:color w:val="auto"/>
+          <w:kern w:val="0"/>
+          <w:sz w:val="16"/>
+          <w:szCs w:val="16"/>
+          <w:lang w:val="en-US" w:eastAsia="zh-CN" w:bidi="ar"/>
+        </w:rPr>
+        <w:t>✓</w:t>
+      </w:r>
+      <w:r>
+        <w:rPr>
           <w:b/>
           <w:bCs/>
           <w:color w:val="FF0000"/>
@@ -56535,29 +56227,115 @@
         <w:kinsoku w:val="0"/>
         <w:overflowPunct w:val="0"/>
         <w:spacing w:line="200" w:lineRule="exact"/>
-        <w:ind w:left="5040" w:right="0" w:firstLine="720"/>
-        <w:rPr>
+        <w:ind w:right="0"/>
+        <w:rPr>
+          <w:rFonts w:hint="default"/>
           <w:sz w:val="20"/>
           <w:szCs w:val="20"/>
+          <w:lang w:val="en-US"/>
         </w:rPr>
       </w:pPr>
-      <w:r>
-        <w:rPr>
-          <w:rFonts w:ascii="Symbol;Kingsoft Sign" w:hAnsi="Symbol;Kingsoft Sign" w:eastAsia="Symbol;Kingsoft Sign" w:cs="Symbol;Kingsoft Sign"/>
+      <w:bookmarkStart w:id="7" w:name="Name%3A_JUVY_P._ADVINCULA"/>
+      <w:bookmarkEnd w:id="7"/>
+      <w:r>
+        <w:rPr>
+          <w:rFonts w:hint="default"/>
           <w:sz w:val="20"/>
           <w:szCs w:val="20"/>
-        </w:rPr>
-        <w:t></w:t>
-      </w:r>
-      <w:bookmarkStart w:id="7" w:name="Name%3A_JUVY_P._ADVINCULA"/>
-      <w:bookmarkEnd w:id="7"/>
+          <w:lang w:val="en-US"/>
+        </w:rPr>
+        <w:t xml:space="preserve">          </w:t>
+      </w:r>
+      <w:r>
+        <w:rPr>
+          <w:rFonts w:hint="default"/>
+          <w:sz w:val="20"/>
+          <w:szCs w:val="20"/>
+          <w:lang w:val="en-US"/>
+        </w:rPr>
+        <w:tab/>
+        <w:t/>
+      </w:r>
+      <w:r>
+        <w:rPr>
+          <w:rFonts w:hint="default"/>
+          <w:sz w:val="20"/>
+          <w:szCs w:val="20"/>
+          <w:lang w:val="en-US"/>
+        </w:rPr>
+        <w:tab/>
+        <w:t/>
+      </w:r>
+      <w:r>
+        <w:rPr>
+          <w:rFonts w:hint="default"/>
+          <w:sz w:val="20"/>
+          <w:szCs w:val="20"/>
+          <w:lang w:val="en-US"/>
+        </w:rPr>
+        <w:tab/>
+        <w:t/>
+      </w:r>
+      <w:r>
+        <w:rPr>
+          <w:rFonts w:hint="default"/>
+          <w:sz w:val="20"/>
+          <w:szCs w:val="20"/>
+          <w:lang w:val="en-US"/>
+        </w:rPr>
+        <w:tab/>
+        <w:t/>
+      </w:r>
+      <w:r>
+        <w:rPr>
+          <w:rFonts w:hint="default"/>
+          <w:sz w:val="20"/>
+          <w:szCs w:val="20"/>
+          <w:lang w:val="en-US"/>
+        </w:rPr>
+        <w:tab/>
+        <w:t/>
+      </w:r>
+      <w:r>
+        <w:rPr>
+          <w:rFonts w:hint="default"/>
+          <w:sz w:val="20"/>
+          <w:szCs w:val="20"/>
+          <w:lang w:val="en-US"/>
+        </w:rPr>
+        <w:tab/>
+        <w:t/>
+      </w:r>
+      <w:r>
+        <w:rPr>
+          <w:rFonts w:hint="default"/>
+          <w:sz w:val="20"/>
+          <w:szCs w:val="20"/>
+          <w:lang w:val="en-US"/>
+        </w:rPr>
+        <w:tab/>
+        <w:t xml:space="preserve">   </w:t>
+      </w:r>
+      <w:bookmarkStart w:id="12" w:name="_GoBack"/>
+      <w:bookmarkEnd w:id="12"/>
+      <w:r>
+        <w:rPr>
+          <w:rFonts w:ascii="SimSun" w:hAnsi="SimSun" w:eastAsia="SimSun" w:cs="SimSun"/>
+          <w:color w:val="auto"/>
+          <w:kern w:val="0"/>
+          <w:sz w:val="16"/>
+          <w:szCs w:val="16"/>
+          <w:lang w:val="en-US" w:eastAsia="zh-CN" w:bidi="ar"/>
+        </w:rPr>
+        <w:t>✓</w:t>
+      </w:r>
     </w:p>
     <w:p>
       <w:pPr>
         <w:pStyle w:val="7"/>
         <w:kinsoku w:val="0"/>
         <w:overflowPunct w:val="0"/>
-        <w:ind w:left="4646" w:right="838" w:firstLine="509"/>
+        <w:ind w:right="838"/>
         <w:jc w:val="both"/>
         <w:rPr>
           <w:b/>
@@ -64113,7 +63891,7 @@
   <w:docDefaults>
     <w:rPrDefault>
       <w:rPr>
-        <w:rFonts w:ascii="Liberation Serif" w:hAnsi="Liberation Serif" w:eastAsia="Songti SC" w:cs="Arial Unicode MS"/>
+        <w:rFonts w:ascii="Times New Roman" w:hAnsi="Times New Roman" w:eastAsia="SimSun" w:cs="Times New Roman"/>
       </w:rPr>
     </w:rPrDefault>
     <w:pPrDefault/>

--- a/resources/templates/MOA_MASTER_TEMPLATE.docx
+++ b/resources/templates/MOA_MASTER_TEMPLATE.docx
@@ -4769,6 +4769,7 @@
       <w:pPr>
         <w:pStyle w:val="2"/>
         <w:numPr>
+          <w:ilvl w:val="0"/>
           <w:numId w:val="0"/>
         </w:numPr>
         <w:kinsoku w:val="0"/>
@@ -43337,20 +43338,11 @@
           </w:tcPr>
           <w:p>
             <w:pPr>
-              <w:snapToGrid w:val="0"/>
-              <w:rPr>
-                <w:b/>
-                <w:bCs/>
-              </w:rPr>
-            </w:pPr>
-          </w:p>
-          <w:p>
-            <w:pPr>
               <w:keepNext w:val="0"/>
               <w:keepLines w:val="0"/>
               <w:widowControl/>
               <w:suppressLineNumbers w:val="0"/>
-              <w:jc w:val="left"/>
+              <w:jc w:val="center"/>
               <w:rPr>
                 <w:b/>
                 <w:bCs/>
@@ -43358,23 +43350,7 @@
                 <w:lang w:val="en-US"/>
               </w:rPr>
             </w:pPr>
-            <w:r>
-              <w:rPr>
-                <w:b/>
-                <w:bCs/>
-                <w:spacing w:val="-3"/>
-              </w:rPr>
-              <w:t xml:space="preserve">                                                              </w:t>
-            </w:r>
-            <w:r>
-              <w:rPr>
-                <w:b/>
-                <w:bCs/>
-                <w:spacing w:val="-3"/>
-                <w:lang w:val="en-US"/>
-              </w:rPr>
-              <w:t xml:space="preserve">                  </w:t>
-            </w:r>
+            <w:bookmarkStart w:id="12" w:name="_GoBack"/>
             <w:r>
               <w:rPr>
                 <w:rFonts w:hint="default"/>
@@ -43385,6 +43361,7 @@
               <w:t>{{RECEIVING_COMPANY}}</w:t>
             </w:r>
           </w:p>
+          <w:bookmarkEnd w:id="12"/>
           <w:p>
             <w:pPr>
               <w:numPr>
@@ -56254,7 +56231,6 @@
           <w:lang w:val="en-US"/>
         </w:rPr>
         <w:tab/>
-        <w:t/>
       </w:r>
       <w:r>
         <w:rPr>
@@ -56264,7 +56240,6 @@
           <w:lang w:val="en-US"/>
         </w:rPr>
         <w:tab/>
-        <w:t/>
       </w:r>
       <w:r>
         <w:rPr>
@@ -56274,7 +56249,6 @@
           <w:lang w:val="en-US"/>
         </w:rPr>
         <w:tab/>
-        <w:t/>
       </w:r>
       <w:r>
         <w:rPr>
@@ -56284,7 +56258,6 @@
           <w:lang w:val="en-US"/>
         </w:rPr>
         <w:tab/>
-        <w:t/>
       </w:r>
       <w:r>
         <w:rPr>
@@ -56294,7 +56267,6 @@
           <w:lang w:val="en-US"/>
         </w:rPr>
         <w:tab/>
-        <w:t/>
       </w:r>
       <w:r>
         <w:rPr>
@@ -56304,7 +56276,6 @@
           <w:lang w:val="en-US"/>
         </w:rPr>
         <w:tab/>
-        <w:t/>
       </w:r>
       <w:r>
         <w:rPr>
@@ -56314,10 +56285,16 @@
           <w:lang w:val="en-US"/>
         </w:rPr>
         <w:tab/>
+      </w:r>
+      <w:r>
+        <w:rPr>
+          <w:rFonts w:hint="default"/>
+          <w:sz w:val="20"/>
+          <w:szCs w:val="20"/>
+          <w:lang w:val="en-US"/>
+        </w:rPr>
         <w:t xml:space="preserve">   </w:t>
       </w:r>
-      <w:bookmarkStart w:id="12" w:name="_GoBack"/>
-      <w:bookmarkEnd w:id="12"/>
       <w:r>
         <w:rPr>
           <w:rFonts w:ascii="SimSun" w:hAnsi="SimSun" w:eastAsia="SimSun" w:cs="SimSun"/>
@@ -58862,6 +58839,11 @@
         </w:rPr>
       </w:pPr>
       <w:r>
+        <w:rPr>
+          <w:rFonts w:hint="default" w:ascii="Times New Roman Bold" w:hAnsi="Times New Roman Bold" w:cs="Times New Roman Bold"/>
+          <w:b/>
+          <w:bCs/>
+        </w:rPr>
         <mc:AlternateContent>
           <mc:Choice Requires="wps">
             <w:drawing>
@@ -58918,27 +58900,32 @@
       </w:r>
       <w:r>
         <w:rPr>
-          <w:color w:val="000000"/>
-          <w:sz w:val="22"/>
-          <w:szCs w:val="22"/>
-          <w:lang w:val="en-US"/>
-        </w:rPr>
-        <w:t>{{I_NAME}}</w:t>
-      </w:r>
-      <w:r>
-        <w:rPr>
+          <w:rFonts w:hint="default" w:ascii="Times New Roman Bold" w:hAnsi="Times New Roman Bold" w:cs="Times New Roman Bold"/>
           <w:b/>
           <w:bCs/>
-        </w:rPr>
-        <w:t>.</w:t>
-      </w:r>
-      <w:r>
-        <w:rPr>
+          <w:color w:val="000000"/>
+          <w:sz w:val="22"/>
+          <w:szCs w:val="22"/>
+          <w:lang w:val="en-US"/>
+        </w:rPr>
+        <w:t>{{I_NAME}}</w:t>
+      </w:r>
+      <w:r>
+        <w:rPr>
+          <w:rFonts w:hint="default" w:ascii="Times New Roman Bold" w:hAnsi="Times New Roman Bold" w:cs="Times New Roman Bold"/>
           <w:b/>
           <w:bCs/>
           <w:lang w:val="en-US"/>
         </w:rPr>
-        <w:t xml:space="preserve">                                               </w:t>
+        <w:t xml:space="preserve">   </w:t>
+      </w:r>
+      <w:r>
+        <w:rPr>
+          <w:b/>
+          <w:bCs/>
+          <w:lang w:val="en-US"/>
+        </w:rPr>
+        <w:t xml:space="preserve">                                            </w:t>
       </w:r>
       <w:r>
         <w:rPr>

--- a/resources/templates/MOA_MASTER_TEMPLATE.docx
+++ b/resources/templates/MOA_MASTER_TEMPLATE.docx
@@ -1088,7 +1088,7 @@
           <w:spacing w:val="-2"/>
           <w:lang w:val="en-US"/>
         </w:rPr>
-        <w:t xml:space="preserve"> {{DAY</w:t>
+        <w:t xml:space="preserve"> {{</w:t>
       </w:r>
       <w:r>
         <w:rPr>
@@ -1098,7 +1098,7 @@
           <w:spacing w:val="-2"/>
           <w:lang w:val="en-US"/>
         </w:rPr>
-        <w:t>_S</w:t>
+        <w:t>S_</w:t>
       </w:r>
       <w:r>
         <w:rPr>
@@ -1107,7 +1107,7 @@
           <w:spacing w:val="-2"/>
           <w:lang w:val="en-US"/>
         </w:rPr>
-        <w:t xml:space="preserve">}} </w:t>
+        <w:t xml:space="preserve">DAY}} </w:t>
       </w:r>
       <w:r>
         <w:rPr>
@@ -1170,26 +1170,26 @@
           <w:spacing w:val="-4"/>
           <w:lang w:val="en-US"/>
         </w:rPr>
-        <w:t xml:space="preserve"> {{MONTH</w:t>
+        <w:t xml:space="preserve"> {{</w:t>
       </w:r>
       <w:r>
         <w:rPr>
           <w:rFonts w:hint="default"/>
-          <w:b/>
-          <w:bCs/>
-          <w:spacing w:val="-2"/>
-          <w:lang w:val="en-US"/>
-        </w:rPr>
-        <w:t>_S</w:t>
-      </w:r>
-      <w:r>
-        <w:rPr>
           <w:b/>
           <w:bCs/>
           <w:spacing w:val="-4"/>
           <w:lang w:val="en-US"/>
         </w:rPr>
-        <w:t>}}</w:t>
+        <w:t>S_</w:t>
+      </w:r>
+      <w:r>
+        <w:rPr>
+          <w:b/>
+          <w:bCs/>
+          <w:spacing w:val="-4"/>
+          <w:lang w:val="en-US"/>
+        </w:rPr>
+        <w:t>MONTH}}</w:t>
       </w:r>
       <w:r>
         <w:rPr>
@@ -1213,26 +1213,38 @@
           <w:spacing w:val="-3"/>
           <w:lang w:val="en-US"/>
         </w:rPr>
-        <w:t>{{YEAR</w:t>
+        <w:t>{{</w:t>
       </w:r>
       <w:r>
         <w:rPr>
           <w:rFonts w:hint="default"/>
-          <w:b/>
-          <w:bCs/>
-          <w:spacing w:val="-2"/>
-          <w:lang w:val="en-US"/>
-        </w:rPr>
-        <w:t>_S</w:t>
-      </w:r>
-      <w:r>
-        <w:rPr>
           <w:b/>
           <w:bCs/>
           <w:spacing w:val="-3"/>
           <w:lang w:val="en-US"/>
         </w:rPr>
-        <w:t xml:space="preserve">}} </w:t>
+        <w:t>S</w:t>
+      </w:r>
+      <w:bookmarkStart w:id="12" w:name="_GoBack"/>
+      <w:bookmarkEnd w:id="12"/>
+      <w:r>
+        <w:rPr>
+          <w:rFonts w:hint="default"/>
+          <w:b/>
+          <w:bCs/>
+          <w:spacing w:val="-3"/>
+          <w:lang w:val="en-US"/>
+        </w:rPr>
+        <w:t>_</w:t>
+      </w:r>
+      <w:r>
+        <w:rPr>
+          <w:b/>
+          <w:bCs/>
+          <w:spacing w:val="-3"/>
+          <w:lang w:val="en-US"/>
+        </w:rPr>
+        <w:t xml:space="preserve">YEAR}} </w:t>
       </w:r>
       <w:r>
         <w:t>at</w:t>
@@ -43350,7 +43362,6 @@
                 <w:lang w:val="en-US"/>
               </w:rPr>
             </w:pPr>
-            <w:bookmarkStart w:id="12" w:name="_GoBack"/>
             <w:r>
               <w:rPr>
                 <w:rFonts w:hint="default"/>
@@ -43361,7 +43372,6 @@
               <w:t>{{RECEIVING_COMPANY}}</w:t>
             </w:r>
           </w:p>
-          <w:bookmarkEnd w:id="12"/>
           <w:p>
             <w:pPr>
               <w:numPr>

--- a/resources/templates/MOA_MASTER_TEMPLATE.docx
+++ b/resources/templates/MOA_MASTER_TEMPLATE.docx
@@ -1223,73 +1223,59 @@
           <w:spacing w:val="-3"/>
           <w:lang w:val="en-US"/>
         </w:rPr>
-        <w:t>S</w:t>
-      </w:r>
-      <w:bookmarkStart w:id="12" w:name="_GoBack"/>
-      <w:bookmarkEnd w:id="12"/>
-      <w:r>
-        <w:rPr>
-          <w:rFonts w:hint="default"/>
+        <w:t>S_</w:t>
+      </w:r>
+      <w:r>
+        <w:rPr>
           <w:b/>
           <w:bCs/>
           <w:spacing w:val="-3"/>
           <w:lang w:val="en-US"/>
         </w:rPr>
-        <w:t>_</w:t>
-      </w:r>
-      <w:r>
-        <w:rPr>
-          <w:b/>
-          <w:bCs/>
-          <w:spacing w:val="-3"/>
+        <w:t xml:space="preserve">YEAR}} </w:t>
+      </w:r>
+      <w:r>
+        <w:t>at</w:t>
+      </w:r>
+      <w:r>
+        <w:rPr>
+          <w:spacing w:val="-2"/>
+        </w:rPr>
+        <w:t xml:space="preserve"> </w:t>
+      </w:r>
+      <w:r>
+        <w:rPr>
+          <w:spacing w:val="-1"/>
+        </w:rPr>
+        <w:t>t</w:t>
+      </w:r>
+      <w:r>
+        <w:rPr>
+          <w:spacing w:val="2"/>
+        </w:rPr>
+        <w:t>h</w:t>
+      </w:r>
+      <w:r>
+        <w:t>e</w:t>
+      </w:r>
+      <w:r>
+        <w:rPr>
           <w:lang w:val="en-US"/>
         </w:rPr>
-        <w:t xml:space="preserve">YEAR}} </w:t>
-      </w:r>
-      <w:r>
-        <w:t>at</w:t>
-      </w:r>
-      <w:r>
-        <w:rPr>
-          <w:spacing w:val="-2"/>
-        </w:rPr>
-        <w:t xml:space="preserve"> </w:t>
-      </w:r>
-      <w:r>
-        <w:rPr>
-          <w:spacing w:val="-1"/>
-        </w:rPr>
-        <w:t>t</w:t>
-      </w:r>
-      <w:r>
-        <w:rPr>
-          <w:spacing w:val="2"/>
-        </w:rPr>
-        <w:t>h</w:t>
-      </w:r>
-      <w:r>
-        <w:t>e</w:t>
-      </w:r>
-      <w:r>
-        <w:rPr>
+        <w:t xml:space="preserve"> </w:t>
+      </w:r>
+      <w:r>
+        <w:rPr>
+          <w:rFonts w:hint="default"/>
           <w:lang w:val="en-US"/>
         </w:rPr>
-        <w:t xml:space="preserve"> Municipality of  {{</w:t>
-      </w:r>
-      <w:r>
-        <w:rPr>
-          <w:rFonts w:ascii="Times New Roman Bold" w:hAnsi="Times New Roman Bold" w:cs="Times New Roman Bold"/>
-          <w:b/>
-          <w:bCs/>
+        <w:t>{{LOCATION_FULL}}</w:t>
+      </w:r>
+      <w:r>
+        <w:rPr>
           <w:lang w:val="en-US"/>
         </w:rPr>
-        <w:t>CITY</w:t>
-      </w:r>
-      <w:r>
-        <w:rPr>
-          <w:lang w:val="en-US"/>
-        </w:rPr>
-        <w:t xml:space="preserve">}}  </w:t>
+        <w:t xml:space="preserve"> </w:t>
       </w:r>
       <w:r>
         <w:t>,</w:t>
@@ -1491,6 +1477,8 @@
           <w:szCs w:val="28"/>
         </w:rPr>
       </w:pPr>
+      <w:bookmarkStart w:id="12" w:name="_GoBack"/>
+      <w:bookmarkEnd w:id="12"/>
     </w:p>
     <w:p>
       <w:pPr>
@@ -58927,24 +58915,7 @@
           <w:bCs/>
           <w:lang w:val="en-US"/>
         </w:rPr>
-        <w:t xml:space="preserve">   </w:t>
-      </w:r>
-      <w:r>
-        <w:rPr>
-          <w:b/>
-          <w:bCs/>
-          <w:lang w:val="en-US"/>
-        </w:rPr>
-        <w:t xml:space="preserve">                                            </w:t>
-      </w:r>
-      <w:r>
-        <w:rPr>
-          <w:b/>
-          <w:bCs/>
-          <w:color w:val="FF0000"/>
-          <w:sz w:val="22"/>
-        </w:rPr>
-        <w:t xml:space="preserve"> </w:t>
+        <w:t xml:space="preserve">  </w:t>
       </w:r>
       <w:r>
         <w:rPr>

--- a/resources/templates/MOA_MASTER_TEMPLATE.docx
+++ b/resources/templates/MOA_MASTER_TEMPLATE.docx
@@ -1477,8 +1477,6 @@
           <w:szCs w:val="28"/>
         </w:rPr>
       </w:pPr>
-      <w:bookmarkStart w:id="12" w:name="_GoBack"/>
-      <w:bookmarkEnd w:id="12"/>
     </w:p>
     <w:p>
       <w:pPr>
@@ -3588,6 +3586,8 @@
           <w:szCs w:val="28"/>
         </w:rPr>
       </w:pPr>
+      <w:bookmarkStart w:id="12" w:name="_GoBack"/>
+      <w:bookmarkEnd w:id="12"/>
     </w:p>
     <w:p>
       <w:pPr>
@@ -3846,6 +3846,12 @@
           <w:spacing w:val="8"/>
         </w:rPr>
         <w:t xml:space="preserve"> </w:t>
+      </w:r>
+      <w:r>
+        <w:rPr>
+          <w:spacing w:val="3"/>
+        </w:rPr>
+        <w:t xml:space="preserve">at </w:t>
       </w:r>
       <w:r>
         <w:rPr>

--- a/resources/templates/MOA_MASTER_TEMPLATE.docx
+++ b/resources/templates/MOA_MASTER_TEMPLATE.docx
@@ -3586,8 +3586,6 @@
           <w:szCs w:val="28"/>
         </w:rPr>
       </w:pPr>
-      <w:bookmarkStart w:id="12" w:name="_GoBack"/>
-      <w:bookmarkEnd w:id="12"/>
     </w:p>
     <w:p>
       <w:pPr>
@@ -39408,14 +39406,8 @@
         </w:rPr>
         <w:t>{{I_NAME}}</w:t>
       </w:r>
-      <w:r>
-        <w:rPr>
-          <w:b/>
-          <w:bCs/>
-          <w:u w:val="single"/>
-        </w:rPr>
-        <w:t>.</w:t>
-      </w:r>
+      <w:bookmarkStart w:id="12" w:name="_GoBack"/>
+      <w:bookmarkEnd w:id="12"/>
       <w:r>
         <w:rPr>
           <w:color w:val="000000"/>

--- a/resources/templates/MOA_MASTER_TEMPLATE.docx
+++ b/resources/templates/MOA_MASTER_TEMPLATE.docx
@@ -39406,8 +39406,6 @@
         </w:rPr>
         <w:t>{{I_NAME}}</w:t>
       </w:r>
-      <w:bookmarkStart w:id="12" w:name="_GoBack"/>
-      <w:bookmarkEnd w:id="12"/>
       <w:r>
         <w:rPr>
           <w:color w:val="000000"/>
@@ -43947,7 +43945,7 @@
                         <wp:posOffset>-803910</wp:posOffset>
                       </wp:positionH>
                       <wp:positionV relativeFrom="paragraph">
-                        <wp:posOffset>455295</wp:posOffset>
+                        <wp:posOffset>607695</wp:posOffset>
                       </wp:positionV>
                       <wp:extent cx="1293495" cy="422275"/>
                       <wp:effectExtent l="0" t="0" r="0" b="0"/>
@@ -44013,7 +44011,7 @@
                 </mc:Choice>
                 <mc:Fallback>
                   <w:pict>
-                    <v:shape id="_x0000_s1026" o:spid="_x0000_s1026" o:spt="202" type="#_x0000_t202" style="position:absolute;left:0pt;margin-left:-63.3pt;margin-top:35.85pt;height:33.25pt;width:101.85pt;rotation:-5898240f;z-index:251659264;mso-width-relative:page;mso-height-relative:page;" filled="f" stroked="f" coordsize="21600,21600" o:gfxdata="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">
+                    <v:shape id="_x0000_s1026" o:spid="_x0000_s1026" o:spt="202" type="#_x0000_t202" style="position:absolute;left:0pt;margin-left:-63.3pt;margin-top:47.85pt;height:33.25pt;width:101.85pt;rotation:-5898240f;z-index:251659264;mso-width-relative:page;mso-height-relative:page;" filled="f" stroked="f" coordsize="21600,21600" o:gfxdata="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">
                       <v:fill on="f" focussize="0,0"/>
                       <v:stroke on="f" weight="0pt"/>
                       <v:imagedata o:title=""/>
@@ -44070,6 +44068,61 @@
               <w:spacing w:line="276" w:lineRule="auto"/>
               <w:ind w:left="1127" w:right="0"/>
             </w:pPr>
+            <w:r>
+              <mc:AlternateContent>
+                <mc:Choice Requires="wps">
+                  <w:drawing>
+                    <wp:anchor distT="0" distB="0" distL="114935" distR="114935" simplePos="0" relativeHeight="251659264" behindDoc="0" locked="0" layoutInCell="1" allowOverlap="1">
+                      <wp:simplePos x="0" y="0"/>
+                      <wp:positionH relativeFrom="column">
+                        <wp:posOffset>-325120</wp:posOffset>
+                      </wp:positionH>
+                      <wp:positionV relativeFrom="paragraph">
+                        <wp:posOffset>112395</wp:posOffset>
+                      </wp:positionV>
+                      <wp:extent cx="1270" cy="1293495"/>
+                      <wp:effectExtent l="1905" t="635" r="1905" b="635"/>
+                      <wp:wrapNone/>
+                      <wp:docPr id="33" name="図形選択 30"/>
+                      <wp:cNvGraphicFramePr/>
+                      <a:graphic xmlns:a="http://schemas.openxmlformats.org/drawingml/2006/main">
+                        <a:graphicData uri="http://schemas.microsoft.com/office/word/2010/wordprocessingShape">
+                          <wps:wsp>
+                            <wps:cNvCnPr/>
+                            <wps:spPr>
+                              <a:xfrm>
+                                <a:off x="0" y="0"/>
+                                <a:ext cx="1800" cy="1293840"/>
+                              </a:xfrm>
+                              <a:prstGeom prst="straightConnector1">
+                                <a:avLst/>
+                              </a:prstGeom>
+                              <a:ln w="3240">
+                                <a:solidFill>
+                                  <a:srgbClr val="A5A5A5"/>
+                                </a:solidFill>
+                                <a:miter/>
+                              </a:ln>
+                            </wps:spPr>
+                            <wps:bodyPr/>
+                          </wps:wsp>
+                        </a:graphicData>
+                      </a:graphic>
+                    </wp:anchor>
+                  </w:drawing>
+                </mc:Choice>
+                <mc:Fallback>
+                  <w:pict>
+                    <v:shape id="図形選択 30" o:spid="_x0000_s1026" o:spt="32" type="#_x0000_t32" style="position:absolute;left:0pt;margin-left:-25.6pt;margin-top:8.85pt;height:101.85pt;width:0.1pt;z-index:251659264;mso-width-relative:page;mso-height-relative:page;" filled="f" stroked="t" coordsize="21600,21600" o:gfxdata="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">
+                      <v:fill on="f" focussize="0,0"/>
+                      <v:stroke weight="0.25511811023622pt" color="#A5A5A5" joinstyle="miter"/>
+                      <v:imagedata o:title=""/>
+                      <o:lock v:ext="edit" aspectratio="f"/>
+                    </v:shape>
+                  </w:pict>
+                </mc:Fallback>
+              </mc:AlternateContent>
+            </w:r>
             <w:r>
               <w:rPr>
                 <w:sz w:val="22"/>
@@ -44620,61 +44673,6 @@
               <wp:anchor distT="0" distB="0" distL="114935" distR="114935" simplePos="0" relativeHeight="251659264" behindDoc="0" locked="0" layoutInCell="1" allowOverlap="1">
                 <wp:simplePos x="0" y="0"/>
                 <wp:positionH relativeFrom="column">
-                  <wp:posOffset>-6350</wp:posOffset>
-                </wp:positionH>
-                <wp:positionV relativeFrom="paragraph">
-                  <wp:posOffset>-4906010</wp:posOffset>
-                </wp:positionV>
-                <wp:extent cx="1270" cy="1293495"/>
-                <wp:effectExtent l="1905" t="635" r="1905" b="635"/>
-                <wp:wrapNone/>
-                <wp:docPr id="33" name="図形選択 30"/>
-                <wp:cNvGraphicFramePr/>
-                <a:graphic xmlns:a="http://schemas.openxmlformats.org/drawingml/2006/main">
-                  <a:graphicData uri="http://schemas.microsoft.com/office/word/2010/wordprocessingShape">
-                    <wps:wsp>
-                      <wps:cNvCnPr/>
-                      <wps:spPr>
-                        <a:xfrm>
-                          <a:off x="0" y="0"/>
-                          <a:ext cx="1800" cy="1293840"/>
-                        </a:xfrm>
-                        <a:prstGeom prst="straightConnector1">
-                          <a:avLst/>
-                        </a:prstGeom>
-                        <a:ln w="3240">
-                          <a:solidFill>
-                            <a:srgbClr val="A5A5A5"/>
-                          </a:solidFill>
-                          <a:miter/>
-                        </a:ln>
-                      </wps:spPr>
-                      <wps:bodyPr/>
-                    </wps:wsp>
-                  </a:graphicData>
-                </a:graphic>
-              </wp:anchor>
-            </w:drawing>
-          </mc:Choice>
-          <mc:Fallback>
-            <w:pict>
-              <v:shape id="図形選択 30" o:spid="_x0000_s1026" o:spt="32" type="#_x0000_t32" style="position:absolute;left:0pt;margin-left:-0.5pt;margin-top:-386.3pt;height:101.85pt;width:0.1pt;z-index:251659264;mso-width-relative:page;mso-height-relative:page;" filled="f" stroked="t" coordsize="21600,21600" o:gfxdata="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">
-                <v:fill on="f" focussize="0,0"/>
-                <v:stroke weight="0.25511811023622pt" color="#A5A5A5" joinstyle="miter"/>
-                <v:imagedata o:title=""/>
-                <o:lock v:ext="edit" aspectratio="f"/>
-              </v:shape>
-            </w:pict>
-          </mc:Fallback>
-        </mc:AlternateContent>
-      </w:r>
-      <w:r>
-        <mc:AlternateContent>
-          <mc:Choice Requires="wps">
-            <w:drawing>
-              <wp:anchor distT="0" distB="0" distL="114935" distR="114935" simplePos="0" relativeHeight="251659264" behindDoc="0" locked="0" layoutInCell="1" allowOverlap="1">
-                <wp:simplePos x="0" y="0"/>
-                <wp:positionH relativeFrom="column">
                   <wp:posOffset>-29210</wp:posOffset>
                 </wp:positionH>
                 <wp:positionV relativeFrom="paragraph">
@@ -55389,7 +55387,7 @@
         <w:keepLines w:val="0"/>
         <w:widowControl/>
         <w:suppressLineNumbers w:val="0"/>
-        <w:ind w:left="4254" w:leftChars="0" w:firstLine="709" w:firstLineChars="0"/>
+        <w:ind w:left="4254" w:leftChars="0" w:firstLine="552" w:firstLineChars="345"/>
         <w:jc w:val="left"/>
         <w:rPr>
           <w:color w:val="000000"/>
@@ -55407,15 +55405,6 @@
           <w:lang w:val="en-US" w:eastAsia="zh-CN" w:bidi="ar"/>
         </w:rPr>
         <w:t>✓</w:t>
-      </w:r>
-      <w:r>
-        <w:rPr>
-          <w:rFonts w:ascii="Symbol;Kingsoft Sign" w:hAnsi="Symbol;Kingsoft Sign" w:eastAsia="Symbol;Kingsoft Sign" w:cs="Symbol;Kingsoft Sign"/>
-          <w:color w:val="000000"/>
-          <w:sz w:val="20"/>
-          <w:szCs w:val="20"/>
-        </w:rPr>
-        <w:t></w:t>
       </w:r>
     </w:p>
     <w:p>
@@ -58913,7 +58902,7 @@
           <w:bCs/>
           <w:lang w:val="en-US"/>
         </w:rPr>
-        <w:t xml:space="preserve">  </w:t>
+        <w:t xml:space="preserve">                                                   </w:t>
       </w:r>
       <w:r>
         <w:rPr>
@@ -59143,7 +59132,24 @@
           <w:bCs/>
           <w:lang w:val="en-US"/>
         </w:rPr>
-        <w:t xml:space="preserve">  {{G1_</w:t>
+        <w:t xml:space="preserve"> </w:t>
+      </w:r>
+      <w:r>
+        <w:rPr>
+          <w:rFonts w:hint="default"/>
+          <w:b/>
+          <w:bCs/>
+          <w:lang w:val="en-US"/>
+        </w:rPr>
+        <w:t xml:space="preserve"> </w:t>
+      </w:r>
+      <w:r>
+        <w:rPr>
+          <w:b/>
+          <w:bCs/>
+          <w:lang w:val="en-US"/>
+        </w:rPr>
+        <w:t xml:space="preserve"> {{G1_</w:t>
       </w:r>
       <w:r>
         <w:rPr>
@@ -59258,7 +59264,32 @@
           <w:b/>
           <w:lang w:val="en-US"/>
         </w:rPr>
-        <w:t xml:space="preserve">                                  </w:t>
+        <w:t xml:space="preserve">                                 </w:t>
+      </w:r>
+      <w:r>
+        <w:rPr>
+          <w:rFonts w:hint="default"/>
+          <w:b/>
+          <w:lang w:val="en-US"/>
+        </w:rPr>
+        <w:t xml:space="preserve">   </w:t>
+      </w:r>
+      <w:bookmarkStart w:id="12" w:name="_GoBack"/>
+      <w:bookmarkEnd w:id="12"/>
+      <w:r>
+        <w:rPr>
+          <w:rFonts w:hint="default"/>
+          <w:b/>
+          <w:lang w:val="en-US"/>
+        </w:rPr>
+        <w:t xml:space="preserve"> </w:t>
+      </w:r>
+      <w:r>
+        <w:rPr>
+          <w:b/>
+          <w:lang w:val="en-US"/>
+        </w:rPr>
+        <w:t xml:space="preserve"> </w:t>
       </w:r>
       <w:r>
         <w:rPr>
